--- a/Contrato_ceocard.docx
+++ b/Contrato_ceocard.docx
@@ -808,17 +808,61 @@
           <w:sz w:val="25"/>
           <w:szCs w:val="25"/>
         </w:rPr>
-        <w:t>R$ 13,</w:t>
-      </w:r>
-      <w:r>
-        <w:rPr>
-          <w:rFonts w:ascii="Aptos Display" w:eastAsia="Times New Roman" w:hAnsi="Aptos Display" w:cs="Times New Roman"/>
-          <w:b/>
-          <w:bCs/>
-          <w:sz w:val="25"/>
-          <w:szCs w:val="25"/>
-        </w:rPr>
-        <w:t>00 (Treze Reais)</w:t>
+        <w:t xml:space="preserve">R$ </w:t>
+      </w:r>
+      <w:r>
+        <w:rPr>
+          <w:rFonts w:ascii="Aptos Display" w:eastAsia="Times New Roman" w:hAnsi="Aptos Display" w:cs="Times New Roman"/>
+          <w:b/>
+          <w:bCs/>
+          <w:sz w:val="25"/>
+          <w:szCs w:val="25"/>
+        </w:rPr>
+        <w:t>{</w:t>
+      </w:r>
+      <w:proofErr w:type="spellStart"/>
+      <w:r>
+        <w:rPr>
+          <w:rFonts w:ascii="Aptos Display" w:eastAsia="Times New Roman" w:hAnsi="Aptos Display" w:cs="Times New Roman"/>
+          <w:b/>
+          <w:bCs/>
+          <w:sz w:val="25"/>
+          <w:szCs w:val="25"/>
+        </w:rPr>
+        <w:t>valor_cartao</w:t>
+      </w:r>
+      <w:proofErr w:type="spellEnd"/>
+      <w:r>
+        <w:rPr>
+          <w:rFonts w:ascii="Aptos Display" w:eastAsia="Times New Roman" w:hAnsi="Aptos Display" w:cs="Times New Roman"/>
+          <w:b/>
+          <w:bCs/>
+          <w:sz w:val="25"/>
+          <w:szCs w:val="25"/>
+        </w:rPr>
+        <w:t>} ({</w:t>
+      </w:r>
+      <w:proofErr w:type="spellStart"/>
+      <w:r>
+        <w:rPr>
+          <w:rFonts w:ascii="Aptos Display" w:eastAsia="Times New Roman" w:hAnsi="Aptos Display" w:cs="Times New Roman"/>
+          <w:b/>
+          <w:bCs/>
+          <w:sz w:val="25"/>
+          <w:szCs w:val="25"/>
+        </w:rPr>
+        <w:t>valor_extenso</w:t>
+      </w:r>
+      <w:proofErr w:type="spellEnd"/>
+      <w:r>
+        <w:rPr>
+          <w:rFonts w:ascii="Aptos Display" w:eastAsia="Times New Roman" w:hAnsi="Aptos Display" w:cs="Times New Roman"/>
+          <w:b/>
+          <w:bCs/>
+          <w:sz w:val="25"/>
+          <w:szCs w:val="25"/>
+        </w:rPr>
+        <w:t>})</w:t>
       </w:r>
       <w:r>
         <w:rPr>
@@ -836,7 +880,61 @@
           <w:sz w:val="25"/>
           <w:szCs w:val="25"/>
         </w:rPr>
-        <w:t>500 (Quinhentos) cartões</w:t>
+        <w:t>{</w:t>
+      </w:r>
+      <w:proofErr w:type="spellStart"/>
+      <w:r>
+        <w:rPr>
+          <w:rFonts w:ascii="Aptos Display" w:eastAsia="Times New Roman" w:hAnsi="Aptos Display" w:cs="Times New Roman"/>
+          <w:b/>
+          <w:bCs/>
+          <w:sz w:val="25"/>
+          <w:szCs w:val="25"/>
+        </w:rPr>
+        <w:t>qtd_cartoes</w:t>
+      </w:r>
+      <w:proofErr w:type="spellEnd"/>
+      <w:r>
+        <w:rPr>
+          <w:rFonts w:ascii="Aptos Display" w:eastAsia="Times New Roman" w:hAnsi="Aptos Display" w:cs="Times New Roman"/>
+          <w:b/>
+          <w:bCs/>
+          <w:sz w:val="25"/>
+          <w:szCs w:val="25"/>
+        </w:rPr>
+        <w:t>} ({</w:t>
+      </w:r>
+      <w:proofErr w:type="spellStart"/>
+      <w:r>
+        <w:rPr>
+          <w:rFonts w:ascii="Aptos Display" w:eastAsia="Times New Roman" w:hAnsi="Aptos Display" w:cs="Times New Roman"/>
+          <w:b/>
+          <w:bCs/>
+          <w:sz w:val="25"/>
+          <w:szCs w:val="25"/>
+        </w:rPr>
+        <w:t>qtd_extenso</w:t>
+      </w:r>
+      <w:proofErr w:type="spellEnd"/>
+      <w:r>
+        <w:rPr>
+          <w:rFonts w:ascii="Aptos Display" w:eastAsia="Times New Roman" w:hAnsi="Aptos Display" w:cs="Times New Roman"/>
+          <w:b/>
+          <w:bCs/>
+          <w:sz w:val="25"/>
+          <w:szCs w:val="25"/>
+        </w:rPr>
+        <w:t>})</w:t>
+      </w:r>
+      <w:r>
+        <w:rPr>
+          <w:rFonts w:ascii="Aptos Display" w:eastAsia="Times New Roman" w:hAnsi="Aptos Display" w:cs="Times New Roman"/>
+          <w:b/>
+          <w:bCs/>
+          <w:sz w:val="25"/>
+          <w:szCs w:val="25"/>
+        </w:rPr>
+        <w:t xml:space="preserve"> cartões</w:t>
       </w:r>
       <w:r>
         <w:rPr>
@@ -1121,7 +1219,6 @@
           <w:szCs w:val="25"/>
         </w:rPr>
       </w:pPr>
-      <w:proofErr w:type="spellStart"/>
       <w:r>
         <w:rPr>
           <w:rFonts w:ascii="Aptos Display" w:eastAsia="Times New Roman" w:hAnsi="Aptos Display" w:cs="Times New Roman"/>
@@ -1130,7 +1227,14 @@
         </w:rPr>
         <w:t>Fornecer</w:t>
       </w:r>
-      <w:proofErr w:type="spellEnd"/>
+      <w:r>
+        <w:rPr>
+          <w:rFonts w:ascii="Aptos Display" w:eastAsia="Times New Roman" w:hAnsi="Aptos Display" w:cs="Times New Roman"/>
+          <w:sz w:val="25"/>
+          <w:szCs w:val="25"/>
+        </w:rPr>
+        <w:t xml:space="preserve"> o</w:t>
+      </w:r>
       <w:r>
         <w:rPr>
           <w:rFonts w:ascii="Aptos Display" w:eastAsia="Times New Roman" w:hAnsi="Aptos Display" w:cs="Times New Roman"/>
@@ -1953,25 +2057,7 @@
           <w:sz w:val="25"/>
           <w:szCs w:val="25"/>
         </w:rPr>
-        <w:t xml:space="preserve"> fica expressamente autorizada a cobrar tais créditos em nome próprio, por meios administrativos ou judiciais, incluindo protestos, inscrição em órgãos de proteção ao crédito (SPC, </w:t>
-      </w:r>
-      <w:proofErr w:type="gramStart"/>
-      <w:r>
-        <w:rPr>
-          <w:rFonts w:ascii="Aptos Display" w:eastAsia="Times New Roman" w:hAnsi="Aptos Display" w:cs="Times New Roman"/>
-          <w:sz w:val="25"/>
-          <w:szCs w:val="25"/>
-        </w:rPr>
-        <w:t>Serasa, etc.</w:t>
-      </w:r>
-      <w:proofErr w:type="gramEnd"/>
-      <w:r>
-        <w:rPr>
-          <w:rFonts w:ascii="Aptos Display" w:eastAsia="Times New Roman" w:hAnsi="Aptos Display" w:cs="Times New Roman"/>
-          <w:sz w:val="25"/>
-          <w:szCs w:val="25"/>
-        </w:rPr>
-        <w:t xml:space="preserve">) e ajuizamento de ações. </w:t>
+        <w:t xml:space="preserve"> fica expressamente autorizada a cobrar tais créditos em nome próprio, por meios administrativos ou judiciais, incluindo protestos, inscrição em órgãos de proteção ao crédito (SPC, Serasa, etc.) e ajuizamento de ações. </w:t>
       </w:r>
     </w:p>
     <w:p>
@@ -2557,25 +2643,7 @@
           <w:sz w:val="25"/>
           <w:szCs w:val="25"/>
         </w:rPr>
-        <w:t xml:space="preserve">A CONTRATANTE será responsável pela preservação, conservação e guarda dos equipamentos utilizados para realização de vendas, sendo considerada legítima possuidora. A ocorrência de danos, perdas, apreensão por órgãos fiscalizadores ou quaisquer </w:t>
-      </w:r>
-      <w:proofErr w:type="gramStart"/>
-      <w:r>
-        <w:rPr>
-          <w:rFonts w:ascii="Aptos Display" w:eastAsia="Times New Roman" w:hAnsi="Aptos Display" w:cs="Times New Roman"/>
-          <w:sz w:val="25"/>
-          <w:szCs w:val="25"/>
-        </w:rPr>
-        <w:t>outros eventos que impeçam o uso do equipamento resultará</w:t>
-      </w:r>
-      <w:proofErr w:type="gramEnd"/>
-      <w:r>
-        <w:rPr>
-          <w:rFonts w:ascii="Aptos Display" w:eastAsia="Times New Roman" w:hAnsi="Aptos Display" w:cs="Times New Roman"/>
-          <w:sz w:val="25"/>
-          <w:szCs w:val="25"/>
-        </w:rPr>
-        <w:t xml:space="preserve"> na cobrança imediata dos prejuízos sofridos. A CONTRATANTE deverá repor imediatamente o item danificado ou pagar o valor correspondente, inclusive por meio de compensação, conforme a Cláusula Quinta, item 4.</w:t>
+        <w:t>A CONTRATANTE será responsável pela preservação, conservação e guarda dos equipamentos utilizados para realização de vendas, sendo considerada legítima possuidora. A ocorrência de danos, perdas, apreensão por órgãos fiscalizadores ou quaisquer outros eventos que impeçam o uso do equipamento resultará na cobrança imediata dos prejuízos sofridos. A CONTRATANTE deverá repor imediatamente o item danificado ou pagar o valor correspondente, inclusive por meio de compensação, conforme a Cláusula Quinta, item 4.</w:t>
       </w:r>
     </w:p>
     <w:p>
@@ -3425,7 +3493,6 @@
         </w:rPr>
         <w:t xml:space="preserve"> EM TODAS AS </w:t>
       </w:r>
-      <w:proofErr w:type="gramStart"/>
       <w:r>
         <w:rPr>
           <w:rFonts w:ascii="Aptos Display" w:eastAsia="Times New Roman" w:hAnsi="Aptos Display" w:cs="Times New Roman"/>
@@ -3433,9 +3500,8 @@
           <w:sz w:val="24"/>
           <w:szCs w:val="24"/>
         </w:rPr>
-        <w:t>PAGINAS</w:t>
-      </w:r>
-      <w:proofErr w:type="gramEnd"/>
+        <w:t>PÁGINAS</w:t>
+      </w:r>
       <w:r>
         <w:rPr>
           <w:rFonts w:ascii="Aptos Display" w:eastAsia="Times New Roman" w:hAnsi="Aptos Display" w:cs="Times New Roman"/>

--- a/Contrato_ceocard.docx
+++ b/Contrato_ceocard.docx
@@ -818,51 +818,7 @@
           <w:sz w:val="25"/>
           <w:szCs w:val="25"/>
         </w:rPr>
-        <w:t>{</w:t>
-      </w:r>
-      <w:proofErr w:type="spellStart"/>
-      <w:r>
-        <w:rPr>
-          <w:rFonts w:ascii="Aptos Display" w:eastAsia="Times New Roman" w:hAnsi="Aptos Display" w:cs="Times New Roman"/>
-          <w:b/>
-          <w:bCs/>
-          <w:sz w:val="25"/>
-          <w:szCs w:val="25"/>
-        </w:rPr>
-        <w:t>valor_cartao</w:t>
-      </w:r>
-      <w:proofErr w:type="spellEnd"/>
-      <w:r>
-        <w:rPr>
-          <w:rFonts w:ascii="Aptos Display" w:eastAsia="Times New Roman" w:hAnsi="Aptos Display" w:cs="Times New Roman"/>
-          <w:b/>
-          <w:bCs/>
-          <w:sz w:val="25"/>
-          <w:szCs w:val="25"/>
-        </w:rPr>
-        <w:t>} ({</w:t>
-      </w:r>
-      <w:proofErr w:type="spellStart"/>
-      <w:r>
-        <w:rPr>
-          <w:rFonts w:ascii="Aptos Display" w:eastAsia="Times New Roman" w:hAnsi="Aptos Display" w:cs="Times New Roman"/>
-          <w:b/>
-          <w:bCs/>
-          <w:sz w:val="25"/>
-          <w:szCs w:val="25"/>
-        </w:rPr>
-        <w:t>valor_extenso</w:t>
-      </w:r>
-      <w:proofErr w:type="spellEnd"/>
-      <w:r>
-        <w:rPr>
-          <w:rFonts w:ascii="Aptos Display" w:eastAsia="Times New Roman" w:hAnsi="Aptos Display" w:cs="Times New Roman"/>
-          <w:b/>
-          <w:bCs/>
-          <w:sz w:val="25"/>
-          <w:szCs w:val="25"/>
-        </w:rPr>
-        <w:t>})</w:t>
+        <w:t>{valor_cartao} ({valor_extenso})</w:t>
       </w:r>
       <w:r>
         <w:rPr>
@@ -880,51 +836,7 @@
           <w:sz w:val="25"/>
           <w:szCs w:val="25"/>
         </w:rPr>
-        <w:t>{</w:t>
-      </w:r>
-      <w:proofErr w:type="spellStart"/>
-      <w:r>
-        <w:rPr>
-          <w:rFonts w:ascii="Aptos Display" w:eastAsia="Times New Roman" w:hAnsi="Aptos Display" w:cs="Times New Roman"/>
-          <w:b/>
-          <w:bCs/>
-          <w:sz w:val="25"/>
-          <w:szCs w:val="25"/>
-        </w:rPr>
-        <w:t>qtd_cartoes</w:t>
-      </w:r>
-      <w:proofErr w:type="spellEnd"/>
-      <w:r>
-        <w:rPr>
-          <w:rFonts w:ascii="Aptos Display" w:eastAsia="Times New Roman" w:hAnsi="Aptos Display" w:cs="Times New Roman"/>
-          <w:b/>
-          <w:bCs/>
-          <w:sz w:val="25"/>
-          <w:szCs w:val="25"/>
-        </w:rPr>
-        <w:t>} ({</w:t>
-      </w:r>
-      <w:proofErr w:type="spellStart"/>
-      <w:r>
-        <w:rPr>
-          <w:rFonts w:ascii="Aptos Display" w:eastAsia="Times New Roman" w:hAnsi="Aptos Display" w:cs="Times New Roman"/>
-          <w:b/>
-          <w:bCs/>
-          <w:sz w:val="25"/>
-          <w:szCs w:val="25"/>
-        </w:rPr>
-        <w:t>qtd_extenso</w:t>
-      </w:r>
-      <w:proofErr w:type="spellEnd"/>
-      <w:r>
-        <w:rPr>
-          <w:rFonts w:ascii="Aptos Display" w:eastAsia="Times New Roman" w:hAnsi="Aptos Display" w:cs="Times New Roman"/>
-          <w:b/>
-          <w:bCs/>
-          <w:sz w:val="25"/>
-          <w:szCs w:val="25"/>
-        </w:rPr>
-        <w:t>})</w:t>
+        <w:t>{qtd_cartoes} ({qtd_extenso})</w:t>
       </w:r>
       <w:r>
         <w:rPr>
@@ -2951,57 +2863,7 @@
           <w:sz w:val="25"/>
           <w:szCs w:val="25"/>
         </w:rPr>
-        <w:t>1</w:t>
-      </w:r>
-      <w:r>
-        <w:rPr>
-          <w:rFonts w:ascii="Aptos Display" w:eastAsia="Times New Roman" w:hAnsi="Aptos Display" w:cs="Times New Roman"/>
-          <w:b/>
-          <w:bCs/>
-          <w:sz w:val="25"/>
-          <w:szCs w:val="25"/>
-        </w:rPr>
-        <w:t>9</w:t>
-      </w:r>
-      <w:r>
-        <w:rPr>
-          <w:rFonts w:ascii="Aptos Display" w:eastAsia="Times New Roman" w:hAnsi="Aptos Display" w:cs="Times New Roman"/>
-          <w:b/>
-          <w:bCs/>
-          <w:sz w:val="25"/>
-          <w:szCs w:val="25"/>
-        </w:rPr>
-        <w:t xml:space="preserve"> de </w:t>
-      </w:r>
-      <w:r>
-        <w:rPr>
-          <w:rFonts w:ascii="Aptos Display" w:eastAsia="Times New Roman" w:hAnsi="Aptos Display" w:cs="Times New Roman"/>
-          <w:b/>
-          <w:bCs/>
-          <w:sz w:val="25"/>
-          <w:szCs w:val="25"/>
-        </w:rPr>
-        <w:t>março</w:t>
-      </w:r>
-      <w:r>
-        <w:rPr>
-          <w:rFonts w:ascii="Aptos Display" w:eastAsia="Times New Roman" w:hAnsi="Aptos Display" w:cs="Times New Roman"/>
-          <w:b/>
-          <w:bCs/>
-          <w:sz w:val="25"/>
-          <w:szCs w:val="25"/>
-        </w:rPr>
-        <w:t xml:space="preserve"> de 202</w:t>
-      </w:r>
-      <w:r>
-        <w:rPr>
-          <w:rFonts w:ascii="Aptos Display" w:eastAsia="Times New Roman" w:hAnsi="Aptos Display" w:cs="Times New Roman"/>
-          <w:b/>
-          <w:bCs/>
-          <w:sz w:val="25"/>
-          <w:szCs w:val="25"/>
-        </w:rPr>
-        <w:t>6</w:t>
+        <w:t>{data}</w:t>
       </w:r>
     </w:p>
     <w:p>
@@ -6033,6 +5895,7 @@
   <w:style w:type="character" w:default="1" w:styleId="Fontepargpadro">
     <w:name w:val="Default Paragraph Font"/>
     <w:uiPriority w:val="1"/>
+    <w:semiHidden/>
     <w:unhideWhenUsed/>
   </w:style>
   <w:style w:type="table" w:default="1" w:styleId="Tabelanormal">

--- a/Contrato_ceocard.docx
+++ b/Contrato_ceocard.docx
@@ -818,7 +818,51 @@
           <w:sz w:val="25"/>
           <w:szCs w:val="25"/>
         </w:rPr>
-        <w:t>{valor_cartao} ({valor_extenso})</w:t>
+        <w:t>{</w:t>
+      </w:r>
+      <w:proofErr w:type="spellStart"/>
+      <w:r>
+        <w:rPr>
+          <w:rFonts w:ascii="Aptos Display" w:eastAsia="Times New Roman" w:hAnsi="Aptos Display" w:cs="Times New Roman"/>
+          <w:b/>
+          <w:bCs/>
+          <w:sz w:val="25"/>
+          <w:szCs w:val="25"/>
+        </w:rPr>
+        <w:t>valor_cartao</w:t>
+      </w:r>
+      <w:proofErr w:type="spellEnd"/>
+      <w:r>
+        <w:rPr>
+          <w:rFonts w:ascii="Aptos Display" w:eastAsia="Times New Roman" w:hAnsi="Aptos Display" w:cs="Times New Roman"/>
+          <w:b/>
+          <w:bCs/>
+          <w:sz w:val="25"/>
+          <w:szCs w:val="25"/>
+        </w:rPr>
+        <w:t>} ({</w:t>
+      </w:r>
+      <w:proofErr w:type="spellStart"/>
+      <w:r>
+        <w:rPr>
+          <w:rFonts w:ascii="Aptos Display" w:eastAsia="Times New Roman" w:hAnsi="Aptos Display" w:cs="Times New Roman"/>
+          <w:b/>
+          <w:bCs/>
+          <w:sz w:val="25"/>
+          <w:szCs w:val="25"/>
+        </w:rPr>
+        <w:t>valor_extenso</w:t>
+      </w:r>
+      <w:proofErr w:type="spellEnd"/>
+      <w:r>
+        <w:rPr>
+          <w:rFonts w:ascii="Aptos Display" w:eastAsia="Times New Roman" w:hAnsi="Aptos Display" w:cs="Times New Roman"/>
+          <w:b/>
+          <w:bCs/>
+          <w:sz w:val="25"/>
+          <w:szCs w:val="25"/>
+        </w:rPr>
+        <w:t>})</w:t>
       </w:r>
       <w:r>
         <w:rPr>
@@ -836,7 +880,51 @@
           <w:sz w:val="25"/>
           <w:szCs w:val="25"/>
         </w:rPr>
-        <w:t>{qtd_cartoes} ({qtd_extenso})</w:t>
+        <w:t>{</w:t>
+      </w:r>
+      <w:proofErr w:type="spellStart"/>
+      <w:r>
+        <w:rPr>
+          <w:rFonts w:ascii="Aptos Display" w:eastAsia="Times New Roman" w:hAnsi="Aptos Display" w:cs="Times New Roman"/>
+          <w:b/>
+          <w:bCs/>
+          <w:sz w:val="25"/>
+          <w:szCs w:val="25"/>
+        </w:rPr>
+        <w:t>qtd_cartoes</w:t>
+      </w:r>
+      <w:proofErr w:type="spellEnd"/>
+      <w:r>
+        <w:rPr>
+          <w:rFonts w:ascii="Aptos Display" w:eastAsia="Times New Roman" w:hAnsi="Aptos Display" w:cs="Times New Roman"/>
+          <w:b/>
+          <w:bCs/>
+          <w:sz w:val="25"/>
+          <w:szCs w:val="25"/>
+        </w:rPr>
+        <w:t>} ({</w:t>
+      </w:r>
+      <w:proofErr w:type="spellStart"/>
+      <w:r>
+        <w:rPr>
+          <w:rFonts w:ascii="Aptos Display" w:eastAsia="Times New Roman" w:hAnsi="Aptos Display" w:cs="Times New Roman"/>
+          <w:b/>
+          <w:bCs/>
+          <w:sz w:val="25"/>
+          <w:szCs w:val="25"/>
+        </w:rPr>
+        <w:t>qtd_extenso</w:t>
+      </w:r>
+      <w:proofErr w:type="spellEnd"/>
+      <w:r>
+        <w:rPr>
+          <w:rFonts w:ascii="Aptos Display" w:eastAsia="Times New Roman" w:hAnsi="Aptos Display" w:cs="Times New Roman"/>
+          <w:b/>
+          <w:bCs/>
+          <w:sz w:val="25"/>
+          <w:szCs w:val="25"/>
+        </w:rPr>
+        <w:t>})</w:t>
       </w:r>
       <w:r>
         <w:rPr>
@@ -2555,7 +2643,23 @@
           <w:sz w:val="25"/>
           <w:szCs w:val="25"/>
         </w:rPr>
-        <w:t>A CONTRATANTE será responsável pela preservação, conservação e guarda dos equipamentos utilizados para realização de vendas, sendo considerada legítima possuidora. A ocorrência de danos, perdas, apreensão por órgãos fiscalizadores ou quaisquer outros eventos que impeçam o uso do equipamento resultará na cobrança imediata dos prejuízos sofridos. A CONTRATANTE deverá repor imediatamente o item danificado ou pagar o valor correspondente, inclusive por meio de compensação, conforme a Cláusula Quinta, item 4.</w:t>
+        <w:t xml:space="preserve">A CONTRATANTE será responsável pela preservação, conservação e guarda dos equipamentos utilizados para realização de vendas, sendo considerada legítima possuidora. A ocorrência de danos, perdas, apreensão por órgãos fiscalizadores ou quaisquer </w:t>
+      </w:r>
+      <w:r>
+        <w:rPr>
+          <w:rFonts w:ascii="Aptos Display" w:eastAsia="Times New Roman" w:hAnsi="Aptos Display" w:cs="Times New Roman"/>
+          <w:sz w:val="25"/>
+          <w:szCs w:val="25"/>
+        </w:rPr>
+        <w:t>outros eventos que impeçam o uso do equipamento resultarão</w:t>
+      </w:r>
+      <w:r>
+        <w:rPr>
+          <w:rFonts w:ascii="Aptos Display" w:eastAsia="Times New Roman" w:hAnsi="Aptos Display" w:cs="Times New Roman"/>
+          <w:sz w:val="25"/>
+          <w:szCs w:val="25"/>
+        </w:rPr>
+        <w:t xml:space="preserve"> na cobrança imediata dos prejuízos sofridos. A CONTRATANTE deverá repor imediatamente o item danificado ou pagar o valor correspondente, inclusive por meio de compensação, conforme a Cláusula Quinta, item 4.</w:t>
       </w:r>
     </w:p>
     <w:p>

--- a/Contrato_ceocard.docx
+++ b/Contrato_ceocard.docx
@@ -2057,7 +2057,25 @@
           <w:sz w:val="25"/>
           <w:szCs w:val="25"/>
         </w:rPr>
-        <w:t xml:space="preserve"> fica expressamente autorizada a cobrar tais créditos em nome próprio, por meios administrativos ou judiciais, incluindo protestos, inscrição em órgãos de proteção ao crédito (SPC, Serasa, etc.) e ajuizamento de ações. </w:t>
+        <w:t xml:space="preserve"> fica expressamente autorizada a cobrar tais créditos em nome próprio, por meios administrativos ou judiciais, incluindo protestos, inscrição em órgãos de proteção ao crédito (SPC, </w:t>
+      </w:r>
+      <w:proofErr w:type="gramStart"/>
+      <w:r>
+        <w:rPr>
+          <w:rFonts w:ascii="Aptos Display" w:eastAsia="Times New Roman" w:hAnsi="Aptos Display" w:cs="Times New Roman"/>
+          <w:sz w:val="25"/>
+          <w:szCs w:val="25"/>
+        </w:rPr>
+        <w:t>Serasa, etc.</w:t>
+      </w:r>
+      <w:proofErr w:type="gramEnd"/>
+      <w:r>
+        <w:rPr>
+          <w:rFonts w:ascii="Aptos Display" w:eastAsia="Times New Roman" w:hAnsi="Aptos Display" w:cs="Times New Roman"/>
+          <w:sz w:val="25"/>
+          <w:szCs w:val="25"/>
+        </w:rPr>
+        <w:t xml:space="preserve">) e ajuizamento de ações. </w:t>
       </w:r>
     </w:p>
     <w:p>

--- a/Contrato_ceocard.docx
+++ b/Contrato_ceocard.docx
@@ -402,7 +402,41 @@
           <w:sz w:val="25"/>
           <w:szCs w:val="25"/>
         </w:rPr>
-        <w:t xml:space="preserve">, por seus representantes legais abaixo assinados, doravante designada simplesmente </w:t>
+        <w:t xml:space="preserve">, </w:t>
+      </w:r>
+      <w:r>
+        <w:rPr>
+          <w:rFonts w:ascii="Aptos Display" w:eastAsia="Times New Roman" w:hAnsi="Aptos Display" w:cs="Times New Roman"/>
+          <w:sz w:val="25"/>
+          <w:szCs w:val="25"/>
+        </w:rPr>
+        <w:t xml:space="preserve">de nome fantasia </w:t>
+      </w:r>
+      <w:r>
+        <w:rPr>
+          <w:rFonts w:ascii="Aptos Display" w:eastAsia="Times New Roman" w:hAnsi="Aptos Display" w:cs="Times New Roman"/>
+          <w:b/>
+          <w:bCs/>
+          <w:sz w:val="25"/>
+          <w:szCs w:val="25"/>
+        </w:rPr>
+        <w:t>{fantasia}</w:t>
+      </w:r>
+      <w:r>
+        <w:rPr>
+          <w:rFonts w:ascii="Aptos Display" w:eastAsia="Times New Roman" w:hAnsi="Aptos Display" w:cs="Times New Roman"/>
+          <w:sz w:val="25"/>
+          <w:szCs w:val="25"/>
+        </w:rPr>
+        <w:t xml:space="preserve"> </w:t>
+      </w:r>
+      <w:r>
+        <w:rPr>
+          <w:rFonts w:ascii="Aptos Display" w:eastAsia="Times New Roman" w:hAnsi="Aptos Display" w:cs="Times New Roman"/>
+          <w:sz w:val="25"/>
+          <w:szCs w:val="25"/>
+        </w:rPr>
+        <w:t xml:space="preserve">por seus representantes legais abaixo assinados, doravante designada simplesmente </w:t>
       </w:r>
       <w:r>
         <w:rPr>

--- a/Contrato_ceocard.docx
+++ b/Contrato_ceocard.docx
@@ -852,51 +852,7 @@
           <w:sz w:val="25"/>
           <w:szCs w:val="25"/>
         </w:rPr>
-        <w:t>{</w:t>
-      </w:r>
-      <w:proofErr w:type="spellStart"/>
-      <w:r>
-        <w:rPr>
-          <w:rFonts w:ascii="Aptos Display" w:eastAsia="Times New Roman" w:hAnsi="Aptos Display" w:cs="Times New Roman"/>
-          <w:b/>
-          <w:bCs/>
-          <w:sz w:val="25"/>
-          <w:szCs w:val="25"/>
-        </w:rPr>
-        <w:t>valor_cartao</w:t>
-      </w:r>
-      <w:proofErr w:type="spellEnd"/>
-      <w:r>
-        <w:rPr>
-          <w:rFonts w:ascii="Aptos Display" w:eastAsia="Times New Roman" w:hAnsi="Aptos Display" w:cs="Times New Roman"/>
-          <w:b/>
-          <w:bCs/>
-          <w:sz w:val="25"/>
-          <w:szCs w:val="25"/>
-        </w:rPr>
-        <w:t>} ({</w:t>
-      </w:r>
-      <w:proofErr w:type="spellStart"/>
-      <w:r>
-        <w:rPr>
-          <w:rFonts w:ascii="Aptos Display" w:eastAsia="Times New Roman" w:hAnsi="Aptos Display" w:cs="Times New Roman"/>
-          <w:b/>
-          <w:bCs/>
-          <w:sz w:val="25"/>
-          <w:szCs w:val="25"/>
-        </w:rPr>
-        <w:t>valor_extenso</w:t>
-      </w:r>
-      <w:proofErr w:type="spellEnd"/>
-      <w:r>
-        <w:rPr>
-          <w:rFonts w:ascii="Aptos Display" w:eastAsia="Times New Roman" w:hAnsi="Aptos Display" w:cs="Times New Roman"/>
-          <w:b/>
-          <w:bCs/>
-          <w:sz w:val="25"/>
-          <w:szCs w:val="25"/>
-        </w:rPr>
-        <w:t>})</w:t>
+        <w:t>{valor_cartao} ({valor_extenso})</w:t>
       </w:r>
       <w:r>
         <w:rPr>
@@ -914,51 +870,7 @@
           <w:sz w:val="25"/>
           <w:szCs w:val="25"/>
         </w:rPr>
-        <w:t>{</w:t>
-      </w:r>
-      <w:proofErr w:type="spellStart"/>
-      <w:r>
-        <w:rPr>
-          <w:rFonts w:ascii="Aptos Display" w:eastAsia="Times New Roman" w:hAnsi="Aptos Display" w:cs="Times New Roman"/>
-          <w:b/>
-          <w:bCs/>
-          <w:sz w:val="25"/>
-          <w:szCs w:val="25"/>
-        </w:rPr>
-        <w:t>qtd_cartoes</w:t>
-      </w:r>
-      <w:proofErr w:type="spellEnd"/>
-      <w:r>
-        <w:rPr>
-          <w:rFonts w:ascii="Aptos Display" w:eastAsia="Times New Roman" w:hAnsi="Aptos Display" w:cs="Times New Roman"/>
-          <w:b/>
-          <w:bCs/>
-          <w:sz w:val="25"/>
-          <w:szCs w:val="25"/>
-        </w:rPr>
-        <w:t>} ({</w:t>
-      </w:r>
-      <w:proofErr w:type="spellStart"/>
-      <w:r>
-        <w:rPr>
-          <w:rFonts w:ascii="Aptos Display" w:eastAsia="Times New Roman" w:hAnsi="Aptos Display" w:cs="Times New Roman"/>
-          <w:b/>
-          <w:bCs/>
-          <w:sz w:val="25"/>
-          <w:szCs w:val="25"/>
-        </w:rPr>
-        <w:t>qtd_extenso</w:t>
-      </w:r>
-      <w:proofErr w:type="spellEnd"/>
-      <w:r>
-        <w:rPr>
-          <w:rFonts w:ascii="Aptos Display" w:eastAsia="Times New Roman" w:hAnsi="Aptos Display" w:cs="Times New Roman"/>
-          <w:b/>
-          <w:bCs/>
-          <w:sz w:val="25"/>
-          <w:szCs w:val="25"/>
-        </w:rPr>
-        <w:t>})</w:t>
+        <w:t>{qtd_cartoes} ({qtd_extenso})</w:t>
       </w:r>
       <w:r>
         <w:rPr>
@@ -995,7 +907,23 @@
           <w:sz w:val="25"/>
           <w:szCs w:val="25"/>
         </w:rPr>
-        <w:t>4. As consultas e/ou inclusões nos bancos de dados de proteção ao crédito (SPC e/ou Serasa) realizadas pela CEOCARD serão cobradas individualmente, no valor de R$ 8,99 (Oito Reais e Noventa e Nove Centavos) por cada operação (consulta ou inclusão), e serão discriminadas na fatura mensal enviada pela CEOCARD.</w:t>
+        <w:t xml:space="preserve">4. As consultas e/ou inclusões nos bancos de dados de proteção ao crédito (SPC e/ou Serasa) realizadas pela CEOCARD serão cobradas individualmente, no valor de R$ </w:t>
+      </w:r>
+      <w:r>
+        <w:rPr>
+          <w:rFonts w:ascii="Aptos Display" w:eastAsia="Times New Roman" w:hAnsi="Aptos Display" w:cs="Times New Roman"/>
+          <w:sz w:val="25"/>
+          <w:szCs w:val="25"/>
+        </w:rPr>
+        <w:t>9</w:t>
+      </w:r>
+      <w:r>
+        <w:rPr>
+          <w:rFonts w:ascii="Aptos Display" w:eastAsia="Times New Roman" w:hAnsi="Aptos Display" w:cs="Times New Roman"/>
+          <w:sz w:val="25"/>
+          <w:szCs w:val="25"/>
+        </w:rPr>
+        <w:t>,99 (Oito Reais e Noventa e Nove Centavos) por cada operação (consulta ou inclusão), e serão discriminadas na fatura mensal enviada pela CEOCARD.</w:t>
       </w:r>
     </w:p>
     <w:p>
@@ -2091,25 +2019,7 @@
           <w:sz w:val="25"/>
           <w:szCs w:val="25"/>
         </w:rPr>
-        <w:t xml:space="preserve"> fica expressamente autorizada a cobrar tais créditos em nome próprio, por meios administrativos ou judiciais, incluindo protestos, inscrição em órgãos de proteção ao crédito (SPC, </w:t>
-      </w:r>
-      <w:proofErr w:type="gramStart"/>
-      <w:r>
-        <w:rPr>
-          <w:rFonts w:ascii="Aptos Display" w:eastAsia="Times New Roman" w:hAnsi="Aptos Display" w:cs="Times New Roman"/>
-          <w:sz w:val="25"/>
-          <w:szCs w:val="25"/>
-        </w:rPr>
-        <w:t>Serasa, etc.</w:t>
-      </w:r>
-      <w:proofErr w:type="gramEnd"/>
-      <w:r>
-        <w:rPr>
-          <w:rFonts w:ascii="Aptos Display" w:eastAsia="Times New Roman" w:hAnsi="Aptos Display" w:cs="Times New Roman"/>
-          <w:sz w:val="25"/>
-          <w:szCs w:val="25"/>
-        </w:rPr>
-        <w:t xml:space="preserve">) e ajuizamento de ações. </w:t>
+        <w:t xml:space="preserve"> fica expressamente autorizada a cobrar tais créditos em nome próprio, por meios administrativos ou judiciais, incluindo protestos, inscrição em órgãos de proteção ao crédito (SPC, Serasa, etc.) e ajuizamento de ações. </w:t>
       </w:r>
     </w:p>
     <w:p>

--- a/Contrato_ceocard.docx
+++ b/Contrato_ceocard.docx
@@ -923,7 +923,23 @@
           <w:sz w:val="25"/>
           <w:szCs w:val="25"/>
         </w:rPr>
-        <w:t>,99 (Oito Reais e Noventa e Nove Centavos) por cada operação (consulta ou inclusão), e serão discriminadas na fatura mensal enviada pela CEOCARD.</w:t>
+        <w:t>,99 (</w:t>
+      </w:r>
+      <w:r>
+        <w:rPr>
+          <w:rFonts w:ascii="Aptos Display" w:eastAsia="Times New Roman" w:hAnsi="Aptos Display" w:cs="Times New Roman"/>
+          <w:sz w:val="25"/>
+          <w:szCs w:val="25"/>
+        </w:rPr>
+        <w:t>Nove</w:t>
+      </w:r>
+      <w:r>
+        <w:rPr>
+          <w:rFonts w:ascii="Aptos Display" w:eastAsia="Times New Roman" w:hAnsi="Aptos Display" w:cs="Times New Roman"/>
+          <w:sz w:val="25"/>
+          <w:szCs w:val="25"/>
+        </w:rPr>
+        <w:t xml:space="preserve"> Reais e Noventa e Nove Centavos) por cada operação (consulta ou inclusão), e serão discriminadas na fatura mensal enviada pela CEOCARD.</w:t>
       </w:r>
     </w:p>
     <w:p>

--- a/Contrato_ceocard.docx
+++ b/Contrato_ceocard.docx
@@ -852,7 +852,51 @@
           <w:sz w:val="25"/>
           <w:szCs w:val="25"/>
         </w:rPr>
-        <w:t>{valor_cartao} ({valor_extenso})</w:t>
+        <w:t>{</w:t>
+      </w:r>
+      <w:proofErr w:type="spellStart"/>
+      <w:r>
+        <w:rPr>
+          <w:rFonts w:ascii="Aptos Display" w:eastAsia="Times New Roman" w:hAnsi="Aptos Display" w:cs="Times New Roman"/>
+          <w:b/>
+          <w:bCs/>
+          <w:sz w:val="25"/>
+          <w:szCs w:val="25"/>
+        </w:rPr>
+        <w:t>valor_cartao</w:t>
+      </w:r>
+      <w:proofErr w:type="spellEnd"/>
+      <w:r>
+        <w:rPr>
+          <w:rFonts w:ascii="Aptos Display" w:eastAsia="Times New Roman" w:hAnsi="Aptos Display" w:cs="Times New Roman"/>
+          <w:b/>
+          <w:bCs/>
+          <w:sz w:val="25"/>
+          <w:szCs w:val="25"/>
+        </w:rPr>
+        <w:t>} ({</w:t>
+      </w:r>
+      <w:proofErr w:type="spellStart"/>
+      <w:r>
+        <w:rPr>
+          <w:rFonts w:ascii="Aptos Display" w:eastAsia="Times New Roman" w:hAnsi="Aptos Display" w:cs="Times New Roman"/>
+          <w:b/>
+          <w:bCs/>
+          <w:sz w:val="25"/>
+          <w:szCs w:val="25"/>
+        </w:rPr>
+        <w:t>valor_extenso</w:t>
+      </w:r>
+      <w:proofErr w:type="spellEnd"/>
+      <w:r>
+        <w:rPr>
+          <w:rFonts w:ascii="Aptos Display" w:eastAsia="Times New Roman" w:hAnsi="Aptos Display" w:cs="Times New Roman"/>
+          <w:b/>
+          <w:bCs/>
+          <w:sz w:val="25"/>
+          <w:szCs w:val="25"/>
+        </w:rPr>
+        <w:t>})</w:t>
       </w:r>
       <w:r>
         <w:rPr>
@@ -870,7 +914,51 @@
           <w:sz w:val="25"/>
           <w:szCs w:val="25"/>
         </w:rPr>
-        <w:t>{qtd_cartoes} ({qtd_extenso})</w:t>
+        <w:t>{</w:t>
+      </w:r>
+      <w:proofErr w:type="spellStart"/>
+      <w:r>
+        <w:rPr>
+          <w:rFonts w:ascii="Aptos Display" w:eastAsia="Times New Roman" w:hAnsi="Aptos Display" w:cs="Times New Roman"/>
+          <w:b/>
+          <w:bCs/>
+          <w:sz w:val="25"/>
+          <w:szCs w:val="25"/>
+        </w:rPr>
+        <w:t>qtd_cartoes</w:t>
+      </w:r>
+      <w:proofErr w:type="spellEnd"/>
+      <w:r>
+        <w:rPr>
+          <w:rFonts w:ascii="Aptos Display" w:eastAsia="Times New Roman" w:hAnsi="Aptos Display" w:cs="Times New Roman"/>
+          <w:b/>
+          <w:bCs/>
+          <w:sz w:val="25"/>
+          <w:szCs w:val="25"/>
+        </w:rPr>
+        <w:t>} ({</w:t>
+      </w:r>
+      <w:proofErr w:type="spellStart"/>
+      <w:r>
+        <w:rPr>
+          <w:rFonts w:ascii="Aptos Display" w:eastAsia="Times New Roman" w:hAnsi="Aptos Display" w:cs="Times New Roman"/>
+          <w:b/>
+          <w:bCs/>
+          <w:sz w:val="25"/>
+          <w:szCs w:val="25"/>
+        </w:rPr>
+        <w:t>qtd_extenso</w:t>
+      </w:r>
+      <w:proofErr w:type="spellEnd"/>
+      <w:r>
+        <w:rPr>
+          <w:rFonts w:ascii="Aptos Display" w:eastAsia="Times New Roman" w:hAnsi="Aptos Display" w:cs="Times New Roman"/>
+          <w:b/>
+          <w:bCs/>
+          <w:sz w:val="25"/>
+          <w:szCs w:val="25"/>
+        </w:rPr>
+        <w:t>})</w:t>
       </w:r>
       <w:r>
         <w:rPr>
@@ -940,6 +1028,14 @@
           <w:szCs w:val="25"/>
         </w:rPr>
         <w:t xml:space="preserve"> Reais e Noventa e Nove Centavos) por cada operação (consulta ou inclusão), e serão discriminadas na fatura mensal enviada pela CEOCARD.</w:t>
+      </w:r>
+      <w:r>
+        <w:rPr>
+          <w:rFonts w:ascii="Aptos Display" w:eastAsia="Times New Roman" w:hAnsi="Aptos Display" w:cs="Times New Roman"/>
+          <w:sz w:val="25"/>
+          <w:szCs w:val="25"/>
+        </w:rPr>
+        <w:t xml:space="preserve"> </w:t>
       </w:r>
     </w:p>
     <w:p>
@@ -2035,7 +2131,25 @@
           <w:sz w:val="25"/>
           <w:szCs w:val="25"/>
         </w:rPr>
-        <w:t xml:space="preserve"> fica expressamente autorizada a cobrar tais créditos em nome próprio, por meios administrativos ou judiciais, incluindo protestos, inscrição em órgãos de proteção ao crédito (SPC, Serasa, etc.) e ajuizamento de ações. </w:t>
+        <w:t xml:space="preserve"> fica expressamente autorizada a cobrar tais créditos em nome próprio, por meios administrativos ou judiciais, incluindo protestos, inscrição em órgãos de proteção ao crédito (SPC, </w:t>
+      </w:r>
+      <w:proofErr w:type="gramStart"/>
+      <w:r>
+        <w:rPr>
+          <w:rFonts w:ascii="Aptos Display" w:eastAsia="Times New Roman" w:hAnsi="Aptos Display" w:cs="Times New Roman"/>
+          <w:sz w:val="25"/>
+          <w:szCs w:val="25"/>
+        </w:rPr>
+        <w:t>Serasa, etc.</w:t>
+      </w:r>
+      <w:proofErr w:type="gramEnd"/>
+      <w:r>
+        <w:rPr>
+          <w:rFonts w:ascii="Aptos Display" w:eastAsia="Times New Roman" w:hAnsi="Aptos Display" w:cs="Times New Roman"/>
+          <w:sz w:val="25"/>
+          <w:szCs w:val="25"/>
+        </w:rPr>
+        <w:t xml:space="preserve">) e ajuizamento de ações. </w:t>
       </w:r>
     </w:p>
     <w:p>
